--- a/docs/transferai-admin/word/TransferAI_Africa_Executive_Brief_2026-04-11.docx
+++ b/docs/transferai-admin/word/TransferAI_Africa_Executive_Brief_2026-04-11.docx
@@ -30,7 +30,7 @@
           <w:spacing w:val="0"/>
           <w:color w:val="585E6D"/>
         </w:rPr>
-        <w:t xml:space="preserve">Version synthétique - mise à jour du 11 avril 2026</w:t>
+        <w:t xml:space="preserve">Version synthétique - mise à jour du 13 avril 2026</w:t>
       </w:r>
     </w:p>
     <w:p>
@@ -54,7 +54,7 @@
           <w:spacing w:val="0"/>
           <w:color w:val="181E2A"/>
         </w:rPr>
-        <w:t xml:space="preserve"> présenter l'état actuel du site TransferAI Africa, sa valeur business et les prochains axes de développement dans un format court, partageable et non technique.</w:t>
+        <w:t xml:space="preserve"> présenter l'état actuel du site TransferAI Africa, sa valeur business, les briques déjà construites et les prochains axes de développement dans un format court, partageable et non technique.</w:t>
       </w:r>
     </w:p>
     <w:p>
@@ -68,7 +68,7 @@
           <w:spacing w:val="0"/>
           <w:color w:val="181E2A"/>
         </w:rPr>
-        <w:t xml:space="preserve">Dernière mise à jour :</w:t>
+        <w:t xml:space="preserve">Faits marquants récents :</w:t>
       </w:r>
       <w:r>
         <w:rPr>
@@ -78,7 +78,7 @@
           <w:spacing w:val="0"/>
           <w:color w:val="181E2A"/>
         </w:rPr>
-        <w:t xml:space="preserve"> cette version intègre la simplification de plusieurs pages, la meilleure visibilité de l'audit IA gratuit, la structuration du parcours partenaires et la professionnalisation des emails automatiques.</w:t>
+        <w:t xml:space="preserve"> le site a été simplifié sur plusieurs pages denses, l'audit IA gratuit est désormais mieux exposé, le pipeline partenaires est opérationnel avec back-office et recommandation IA, les demandes catalogue sont plus directes, et les emails automatiques ont gagné en clarté.</w:t>
       </w:r>
     </w:p>
     <w:p>
@@ -109,7 +109,231 @@
           <w:spacing w:val="0"/>
           <w:color w:val="181E2A"/>
         </w:rPr>
-        <w:t xml:space="preserve">TransferAI Africa est désormais une plateforme structurée qui combine formation, certification sectorielle, offre entreprise, contenus IA, matrice d'outils, back-office d'administration et pipeline newsletter.</w:t>
+        <w:t xml:space="preserve">TransferAI Africa n'est plus seulement un site vitrine. C'est désormais une plateforme structurée qui combine :</w:t>
+      </w:r>
+    </w:p>
+    <w:p>
+      <w:pPr>
+        <w:ind w:left="720" w:first-line="-720"/>
+      </w:pPr>
+      <w:r>
+        <w:rPr>
+          <w:rFonts w:ascii="Arial" w:hAnsi="Arial" w:cs="Arial"/>
+          <w:sz w:val="32"/>
+          <w:sz-cs w:val="32"/>
+          <w:color w:val="181E2A"/>
+        </w:rPr>
+        <w:t xml:space="preserve"/>
+        <w:tab/>
+        <w:t xml:space="preserve">•</w:t>
+        <w:tab/>
+        <w:t xml:space="preserve"/>
+      </w:r>
+      <w:r>
+        <w:rPr>
+          <w:rFonts w:ascii="Arial" w:hAnsi="Arial" w:cs="Arial"/>
+          <w:sz w:val="32"/>
+          <w:sz-cs w:val="32"/>
+          <w:spacing w:val="0"/>
+          <w:color w:val="181E2A"/>
+        </w:rPr>
+        <w:t xml:space="preserve">formation</w:t>
+      </w:r>
+    </w:p>
+    <w:p>
+      <w:pPr>
+        <w:ind w:left="720" w:first-line="-720"/>
+      </w:pPr>
+      <w:r>
+        <w:rPr>
+          <w:rFonts w:ascii="Arial" w:hAnsi="Arial" w:cs="Arial"/>
+          <w:sz w:val="32"/>
+          <w:sz-cs w:val="32"/>
+          <w:color w:val="181E2A"/>
+        </w:rPr>
+        <w:t xml:space="preserve"/>
+        <w:tab/>
+        <w:t xml:space="preserve">•</w:t>
+        <w:tab/>
+        <w:t xml:space="preserve"/>
+      </w:r>
+      <w:r>
+        <w:rPr>
+          <w:rFonts w:ascii="Arial" w:hAnsi="Arial" w:cs="Arial"/>
+          <w:sz w:val="32"/>
+          <w:sz-cs w:val="32"/>
+          <w:spacing w:val="0"/>
+          <w:color w:val="181E2A"/>
+        </w:rPr>
+        <w:t xml:space="preserve">certification sectorielle</w:t>
+      </w:r>
+    </w:p>
+    <w:p>
+      <w:pPr>
+        <w:ind w:left="720" w:first-line="-720"/>
+      </w:pPr>
+      <w:r>
+        <w:rPr>
+          <w:rFonts w:ascii="Arial" w:hAnsi="Arial" w:cs="Arial"/>
+          <w:sz w:val="32"/>
+          <w:sz-cs w:val="32"/>
+          <w:color w:val="181E2A"/>
+        </w:rPr>
+        <w:t xml:space="preserve"/>
+        <w:tab/>
+        <w:t xml:space="preserve">•</w:t>
+        <w:tab/>
+        <w:t xml:space="preserve"/>
+      </w:r>
+      <w:r>
+        <w:rPr>
+          <w:rFonts w:ascii="Arial" w:hAnsi="Arial" w:cs="Arial"/>
+          <w:sz w:val="32"/>
+          <w:sz-cs w:val="32"/>
+          <w:spacing w:val="0"/>
+          <w:color w:val="181E2A"/>
+        </w:rPr>
+        <w:t xml:space="preserve">offre entreprise</w:t>
+      </w:r>
+    </w:p>
+    <w:p>
+      <w:pPr>
+        <w:ind w:left="720" w:first-line="-720"/>
+      </w:pPr>
+      <w:r>
+        <w:rPr>
+          <w:rFonts w:ascii="Arial" w:hAnsi="Arial" w:cs="Arial"/>
+          <w:sz w:val="32"/>
+          <w:sz-cs w:val="32"/>
+          <w:color w:val="181E2A"/>
+        </w:rPr>
+        <w:t xml:space="preserve"/>
+        <w:tab/>
+        <w:t xml:space="preserve">•</w:t>
+        <w:tab/>
+        <w:t xml:space="preserve"/>
+      </w:r>
+      <w:r>
+        <w:rPr>
+          <w:rFonts w:ascii="Arial" w:hAnsi="Arial" w:cs="Arial"/>
+          <w:sz w:val="32"/>
+          <w:sz-cs w:val="32"/>
+          <w:spacing w:val="0"/>
+          <w:color w:val="181E2A"/>
+        </w:rPr>
+        <w:t xml:space="preserve">ressources éditoriales</w:t>
+      </w:r>
+    </w:p>
+    <w:p>
+      <w:pPr>
+        <w:ind w:left="720" w:first-line="-720"/>
+      </w:pPr>
+      <w:r>
+        <w:rPr>
+          <w:rFonts w:ascii="Arial" w:hAnsi="Arial" w:cs="Arial"/>
+          <w:sz w:val="32"/>
+          <w:sz-cs w:val="32"/>
+          <w:color w:val="181E2A"/>
+        </w:rPr>
+        <w:t xml:space="preserve"/>
+        <w:tab/>
+        <w:t xml:space="preserve">•</w:t>
+        <w:tab/>
+        <w:t xml:space="preserve"/>
+      </w:r>
+      <w:r>
+        <w:rPr>
+          <w:rFonts w:ascii="Arial" w:hAnsi="Arial" w:cs="Arial"/>
+          <w:sz w:val="32"/>
+          <w:sz-cs w:val="32"/>
+          <w:spacing w:val="0"/>
+          <w:color w:val="181E2A"/>
+        </w:rPr>
+        <w:t xml:space="preserve">matrice outils IA</w:t>
+      </w:r>
+    </w:p>
+    <w:p>
+      <w:pPr>
+        <w:ind w:left="720" w:first-line="-720"/>
+      </w:pPr>
+      <w:r>
+        <w:rPr>
+          <w:rFonts w:ascii="Arial" w:hAnsi="Arial" w:cs="Arial"/>
+          <w:sz w:val="32"/>
+          <w:sz-cs w:val="32"/>
+          <w:color w:val="181E2A"/>
+        </w:rPr>
+        <w:t xml:space="preserve"/>
+        <w:tab/>
+        <w:t xml:space="preserve">•</w:t>
+        <w:tab/>
+        <w:t xml:space="preserve"/>
+      </w:r>
+      <w:r>
+        <w:rPr>
+          <w:rFonts w:ascii="Arial" w:hAnsi="Arial" w:cs="Arial"/>
+          <w:sz w:val="32"/>
+          <w:sz-cs w:val="32"/>
+          <w:spacing w:val="0"/>
+          <w:color w:val="181E2A"/>
+        </w:rPr>
+        <w:t xml:space="preserve">back-office d'administration</w:t>
+      </w:r>
+    </w:p>
+    <w:p>
+      <w:pPr>
+        <w:ind w:left="720" w:first-line="-720"/>
+      </w:pPr>
+      <w:r>
+        <w:rPr>
+          <w:rFonts w:ascii="Arial" w:hAnsi="Arial" w:cs="Arial"/>
+          <w:sz w:val="32"/>
+          <w:sz-cs w:val="32"/>
+          <w:color w:val="181E2A"/>
+        </w:rPr>
+        <w:t xml:space="preserve"/>
+        <w:tab/>
+        <w:t xml:space="preserve">•</w:t>
+        <w:tab/>
+        <w:t xml:space="preserve"/>
+      </w:r>
+      <w:r>
+        <w:rPr>
+          <w:rFonts w:ascii="Arial" w:hAnsi="Arial" w:cs="Arial"/>
+          <w:sz w:val="32"/>
+          <w:sz-cs w:val="32"/>
+          <w:spacing w:val="0"/>
+          <w:color w:val="181E2A"/>
+        </w:rPr>
+        <w:t xml:space="preserve">pipeline éditorial assisté par IA</w:t>
+      </w:r>
+    </w:p>
+    <w:p>
+      <w:pPr>
+        <w:ind w:left="720" w:first-line="-720"/>
+      </w:pPr>
+      <w:r>
+        <w:rPr>
+          <w:rFonts w:ascii="Arial" w:hAnsi="Arial" w:cs="Arial"/>
+          <w:sz w:val="32"/>
+          <w:sz-cs w:val="32"/>
+          <w:color w:val="181E2A"/>
+        </w:rPr>
+        <w:t xml:space="preserve"/>
+        <w:tab/>
+        <w:t xml:space="preserve">•</w:t>
+        <w:tab/>
+        <w:t xml:space="preserve"/>
+      </w:r>
+      <w:r>
+        <w:rPr>
+          <w:rFonts w:ascii="Arial" w:hAnsi="Arial" w:cs="Arial"/>
+          <w:sz w:val="32"/>
+          <w:sz-cs w:val="32"/>
+          <w:spacing w:val="0"/>
+          <w:color w:val="181E2A"/>
+        </w:rPr>
+        <w:t xml:space="preserve">newsletter ciblée par domaine</w:t>
       </w:r>
     </w:p>
     <w:p>
@@ -181,119 +405,175 @@
           <w:spacing w:val="0"/>
           <w:color w:val="181E2A"/>
         </w:rPr>
-        <w:t xml:space="preserve">orienter les visiteurs selon leur profil</w:t>
-      </w:r>
-    </w:p>
-    <w:p>
-      <w:pPr>
-        <w:ind w:left="720" w:first-line="-720"/>
-      </w:pPr>
-      <w:r>
-        <w:rPr>
-          <w:rFonts w:ascii="Arial" w:hAnsi="Arial" w:cs="Arial"/>
-          <w:sz w:val="32"/>
-          <w:sz-cs w:val="32"/>
-          <w:color w:val="181E2A"/>
-        </w:rPr>
-        <w:t xml:space="preserve"/>
-        <w:tab/>
-        <w:t xml:space="preserve">•</w:t>
-        <w:tab/>
-        <w:t xml:space="preserve"/>
-      </w:r>
-      <w:r>
-        <w:rPr>
-          <w:rFonts w:ascii="Arial" w:hAnsi="Arial" w:cs="Arial"/>
-          <w:sz w:val="32"/>
-          <w:sz-cs w:val="32"/>
-          <w:spacing w:val="0"/>
-          <w:color w:val="181E2A"/>
-        </w:rPr>
-        <w:t xml:space="preserve">nourrir l'audience avec des contenus ciblés</w:t>
-      </w:r>
-    </w:p>
-    <w:p>
-      <w:pPr>
-        <w:ind w:left="720" w:first-line="-720"/>
-      </w:pPr>
-      <w:r>
-        <w:rPr>
-          <w:rFonts w:ascii="Arial" w:hAnsi="Arial" w:cs="Arial"/>
-          <w:sz w:val="32"/>
-          <w:sz-cs w:val="32"/>
-          <w:color w:val="181E2A"/>
-        </w:rPr>
-        <w:t xml:space="preserve"/>
-        <w:tab/>
-        <w:t xml:space="preserve">•</w:t>
-        <w:tab/>
-        <w:t xml:space="preserve"/>
-      </w:r>
-      <w:r>
-        <w:rPr>
-          <w:rFonts w:ascii="Arial" w:hAnsi="Arial" w:cs="Arial"/>
-          <w:sz w:val="32"/>
-          <w:sz-cs w:val="32"/>
-          <w:spacing w:val="0"/>
-          <w:color w:val="181E2A"/>
-        </w:rPr>
-        <w:t xml:space="preserve">capter des leads et demandes entreprise</w:t>
-      </w:r>
-    </w:p>
-    <w:p>
-      <w:pPr>
-        <w:ind w:left="720" w:first-line="-720"/>
-      </w:pPr>
-      <w:r>
-        <w:rPr>
-          <w:rFonts w:ascii="Arial" w:hAnsi="Arial" w:cs="Arial"/>
-          <w:sz w:val="32"/>
-          <w:sz-cs w:val="32"/>
-          <w:color w:val="181E2A"/>
-        </w:rPr>
-        <w:t xml:space="preserve"/>
-        <w:tab/>
-        <w:t xml:space="preserve">•</w:t>
-        <w:tab/>
-        <w:t xml:space="preserve"/>
-      </w:r>
-      <w:r>
-        <w:rPr>
-          <w:rFonts w:ascii="Arial" w:hAnsi="Arial" w:cs="Arial"/>
-          <w:sz w:val="32"/>
-          <w:sz-cs w:val="32"/>
-          <w:spacing w:val="0"/>
-          <w:color w:val="181E2A"/>
-        </w:rPr>
-        <w:t xml:space="preserve">recevoir des demandes partenaires ou de référencement</w:t>
-      </w:r>
-    </w:p>
-    <w:p>
-      <w:pPr>
-        <w:ind w:left="720" w:first-line="-720"/>
-      </w:pPr>
-      <w:r>
-        <w:rPr>
-          <w:rFonts w:ascii="Arial" w:hAnsi="Arial" w:cs="Arial"/>
-          <w:sz w:val="32"/>
-          <w:sz-cs w:val="32"/>
-          <w:color w:val="181E2A"/>
-        </w:rPr>
-        <w:t xml:space="preserve"/>
-        <w:tab/>
-        <w:t xml:space="preserve">•</w:t>
-        <w:tab/>
-        <w:t xml:space="preserve"/>
-      </w:r>
-      <w:r>
-        <w:rPr>
-          <w:rFonts w:ascii="Arial" w:hAnsi="Arial" w:cs="Arial"/>
-          <w:sz w:val="32"/>
-          <w:sz-cs w:val="32"/>
-          <w:spacing w:val="0"/>
-          <w:color w:val="181E2A"/>
-        </w:rPr>
-        <w:t xml:space="preserve">piloter des contenus et newsletters depuis un back-office</w:t>
+        <w:t xml:space="preserve">orienter les visiteurs selon leur profil et leur besoin</w:t>
+      </w:r>
+    </w:p>
+    <w:p>
+      <w:pPr>
+        <w:ind w:left="720" w:first-line="-720"/>
+      </w:pPr>
+      <w:r>
+        <w:rPr>
+          <w:rFonts w:ascii="Arial" w:hAnsi="Arial" w:cs="Arial"/>
+          <w:sz w:val="32"/>
+          <w:sz-cs w:val="32"/>
+          <w:color w:val="181E2A"/>
+        </w:rPr>
+        <w:t xml:space="preserve"/>
+        <w:tab/>
+        <w:t xml:space="preserve">•</w:t>
+        <w:tab/>
+        <w:t xml:space="preserve"/>
+      </w:r>
+      <w:r>
+        <w:rPr>
+          <w:rFonts w:ascii="Arial" w:hAnsi="Arial" w:cs="Arial"/>
+          <w:sz w:val="32"/>
+          <w:sz-cs w:val="32"/>
+          <w:spacing w:val="0"/>
+          <w:color w:val="181E2A"/>
+        </w:rPr>
+        <w:t xml:space="preserve">capter des leads entreprise avec une porte d'entrée plus claire</w:t>
+      </w:r>
+    </w:p>
+    <w:p>
+      <w:pPr>
+        <w:ind w:left="720" w:first-line="-720"/>
+      </w:pPr>
+      <w:r>
+        <w:rPr>
+          <w:rFonts w:ascii="Arial" w:hAnsi="Arial" w:cs="Arial"/>
+          <w:sz w:val="32"/>
+          <w:sz-cs w:val="32"/>
+          <w:color w:val="181E2A"/>
+        </w:rPr>
+        <w:t xml:space="preserve"/>
+        <w:tab/>
+        <w:t xml:space="preserve">•</w:t>
+        <w:tab/>
+        <w:t xml:space="preserve"/>
+      </w:r>
+      <w:r>
+        <w:rPr>
+          <w:rFonts w:ascii="Arial" w:hAnsi="Arial" w:cs="Arial"/>
+          <w:sz w:val="32"/>
+          <w:sz-cs w:val="32"/>
+          <w:spacing w:val="0"/>
+          <w:color w:val="181E2A"/>
+        </w:rPr>
+        <w:t xml:space="preserve">mettre en avant un audit IA gratuit comme levier de conversion</w:t>
+      </w:r>
+    </w:p>
+    <w:p>
+      <w:pPr>
+        <w:ind w:left="720" w:first-line="-720"/>
+      </w:pPr>
+      <w:r>
+        <w:rPr>
+          <w:rFonts w:ascii="Arial" w:hAnsi="Arial" w:cs="Arial"/>
+          <w:sz w:val="32"/>
+          <w:sz-cs w:val="32"/>
+          <w:color w:val="181E2A"/>
+        </w:rPr>
+        <w:t xml:space="preserve"/>
+        <w:tab/>
+        <w:t xml:space="preserve">•</w:t>
+        <w:tab/>
+        <w:t xml:space="preserve"/>
+      </w:r>
+      <w:r>
+        <w:rPr>
+          <w:rFonts w:ascii="Arial" w:hAnsi="Arial" w:cs="Arial"/>
+          <w:sz w:val="32"/>
+          <w:sz-cs w:val="32"/>
+          <w:spacing w:val="0"/>
+          <w:color w:val="181E2A"/>
+        </w:rPr>
+        <w:t xml:space="preserve">répondre plus vite aux demandes catalogue par domaine</w:t>
+      </w:r>
+    </w:p>
+    <w:p>
+      <w:pPr>
+        <w:ind w:left="720" w:first-line="-720"/>
+      </w:pPr>
+      <w:r>
+        <w:rPr>
+          <w:rFonts w:ascii="Arial" w:hAnsi="Arial" w:cs="Arial"/>
+          <w:sz w:val="32"/>
+          <w:sz-cs w:val="32"/>
+          <w:color w:val="181E2A"/>
+        </w:rPr>
+        <w:t xml:space="preserve"/>
+        <w:tab/>
+        <w:t xml:space="preserve">•</w:t>
+        <w:tab/>
+        <w:t xml:space="preserve"/>
+      </w:r>
+      <w:r>
+        <w:rPr>
+          <w:rFonts w:ascii="Arial" w:hAnsi="Arial" w:cs="Arial"/>
+          <w:sz w:val="32"/>
+          <w:sz-cs w:val="32"/>
+          <w:spacing w:val="0"/>
+          <w:color w:val="181E2A"/>
+        </w:rPr>
+        <w:t xml:space="preserve">alimenter une audience avec blog, veille et newsletter</w:t>
+      </w:r>
+    </w:p>
+    <w:p>
+      <w:pPr>
+        <w:ind w:left="720" w:first-line="-720"/>
+      </w:pPr>
+      <w:r>
+        <w:rPr>
+          <w:rFonts w:ascii="Arial" w:hAnsi="Arial" w:cs="Arial"/>
+          <w:sz w:val="32"/>
+          <w:sz-cs w:val="32"/>
+          <w:color w:val="181E2A"/>
+        </w:rPr>
+        <w:t xml:space="preserve"/>
+        <w:tab/>
+        <w:t xml:space="preserve">•</w:t>
+        <w:tab/>
+        <w:t xml:space="preserve"/>
+      </w:r>
+      <w:r>
+        <w:rPr>
+          <w:rFonts w:ascii="Arial" w:hAnsi="Arial" w:cs="Arial"/>
+          <w:sz w:val="32"/>
+          <w:sz-cs w:val="32"/>
+          <w:spacing w:val="0"/>
+          <w:color w:val="181E2A"/>
+        </w:rPr>
+        <w:t xml:space="preserve">recevoir et traiter des demandes partenaires ou de référencement</w:t>
+      </w:r>
+    </w:p>
+    <w:p>
+      <w:pPr>
+        <w:ind w:left="720" w:first-line="-720"/>
+      </w:pPr>
+      <w:r>
+        <w:rPr>
+          <w:rFonts w:ascii="Arial" w:hAnsi="Arial" w:cs="Arial"/>
+          <w:sz w:val="32"/>
+          <w:sz-cs w:val="32"/>
+          <w:color w:val="181E2A"/>
+        </w:rPr>
+        <w:t xml:space="preserve"/>
+        <w:tab/>
+        <w:t xml:space="preserve">•</w:t>
+        <w:tab/>
+        <w:t xml:space="preserve"/>
+      </w:r>
+      <w:r>
+        <w:rPr>
+          <w:rFonts w:ascii="Arial" w:hAnsi="Arial" w:cs="Arial"/>
+          <w:sz w:val="32"/>
+          <w:sz-cs w:val="32"/>
+          <w:spacing w:val="0"/>
+          <w:color w:val="181E2A"/>
+        </w:rPr>
+        <w:t xml:space="preserve">piloter plusieurs opérations depuis un back-office centralisé</w:t>
       </w:r>
     </w:p>
     <w:p>
@@ -309,7 +589,7 @@
           <w:spacing w:val="0"/>
           <w:color w:val="0D121F"/>
         </w:rPr>
-        <w:t xml:space="preserve">3. Différenciation</w:t>
+        <w:t xml:space="preserve">3. Différenciation stratégique</w:t>
       </w:r>
     </w:p>
     <w:p>
@@ -421,35 +701,63 @@
           <w:spacing w:val="0"/>
           <w:color w:val="181E2A"/>
         </w:rPr>
-        <w:t xml:space="preserve">combinaison formation, contenus, entreprise et outils</w:t>
-      </w:r>
-    </w:p>
-    <w:p>
-      <w:pPr>
-        <w:ind w:left="720" w:first-line="-720"/>
-      </w:pPr>
-      <w:r>
-        <w:rPr>
-          <w:rFonts w:ascii="Arial" w:hAnsi="Arial" w:cs="Arial"/>
-          <w:sz w:val="32"/>
-          <w:sz-cs w:val="32"/>
-          <w:color w:val="181E2A"/>
-        </w:rPr>
-        <w:t xml:space="preserve"/>
-        <w:tab/>
-        <w:t xml:space="preserve">•</w:t>
-        <w:tab/>
-        <w:t xml:space="preserve"/>
-      </w:r>
-      <w:r>
-        <w:rPr>
-          <w:rFonts w:ascii="Arial" w:hAnsi="Arial" w:cs="Arial"/>
-          <w:sz w:val="32"/>
-          <w:sz-cs w:val="32"/>
-          <w:spacing w:val="0"/>
-          <w:color w:val="181E2A"/>
-        </w:rPr>
-        <w:t xml:space="preserve">préparation d'un futur assistant IA appuyé sur une vraie base de connaissance</w:t>
+        <w:t xml:space="preserve">combinaison formation + contenus + entreprise + outils</w:t>
+      </w:r>
+    </w:p>
+    <w:p>
+      <w:pPr>
+        <w:ind w:left="720" w:first-line="-720"/>
+      </w:pPr>
+      <w:r>
+        <w:rPr>
+          <w:rFonts w:ascii="Arial" w:hAnsi="Arial" w:cs="Arial"/>
+          <w:sz w:val="32"/>
+          <w:sz-cs w:val="32"/>
+          <w:color w:val="181E2A"/>
+        </w:rPr>
+        <w:t xml:space="preserve"/>
+        <w:tab/>
+        <w:t xml:space="preserve">•</w:t>
+        <w:tab/>
+        <w:t xml:space="preserve"/>
+      </w:r>
+      <w:r>
+        <w:rPr>
+          <w:rFonts w:ascii="Arial" w:hAnsi="Arial" w:cs="Arial"/>
+          <w:sz w:val="32"/>
+          <w:sz-cs w:val="32"/>
+          <w:spacing w:val="0"/>
+          <w:color w:val="181E2A"/>
+        </w:rPr>
+        <w:t xml:space="preserve">logique de veille transformée en contenus actionnables</w:t>
+      </w:r>
+    </w:p>
+    <w:p>
+      <w:pPr>
+        <w:ind w:left="720" w:first-line="-720"/>
+      </w:pPr>
+      <w:r>
+        <w:rPr>
+          <w:rFonts w:ascii="Arial" w:hAnsi="Arial" w:cs="Arial"/>
+          <w:sz w:val="32"/>
+          <w:sz-cs w:val="32"/>
+          <w:color w:val="181E2A"/>
+        </w:rPr>
+        <w:t xml:space="preserve"/>
+        <w:tab/>
+        <w:t xml:space="preserve">•</w:t>
+        <w:tab/>
+        <w:t xml:space="preserve"/>
+      </w:r>
+      <w:r>
+        <w:rPr>
+          <w:rFonts w:ascii="Arial" w:hAnsi="Arial" w:cs="Arial"/>
+          <w:sz w:val="32"/>
+          <w:sz-cs w:val="32"/>
+          <w:spacing w:val="0"/>
+          <w:color w:val="181E2A"/>
+        </w:rPr>
+        <w:t xml:space="preserve">base déjà exploitable pour un futur assistant IA ou chatbot</w:t>
       </w:r>
     </w:p>
     <w:p>
@@ -521,7 +829,7 @@
           <w:spacing w:val="0"/>
           <w:color w:val="181E2A"/>
         </w:rPr>
-        <w:t xml:space="preserve">support de conversion</w:t>
+        <w:t xml:space="preserve">support de conversion commerciale</w:t>
       </w:r>
     </w:p>
     <w:p>
@@ -577,35 +885,35 @@
           <w:spacing w:val="0"/>
           <w:color w:val="181E2A"/>
         </w:rPr>
-        <w:t xml:space="preserve">socle de relation newsletter</w:t>
-      </w:r>
-    </w:p>
-    <w:p>
-      <w:pPr>
-        <w:ind w:left="720" w:first-line="-720"/>
-      </w:pPr>
-      <w:r>
-        <w:rPr>
-          <w:rFonts w:ascii="Arial" w:hAnsi="Arial" w:cs="Arial"/>
-          <w:sz w:val="32"/>
-          <w:sz-cs w:val="32"/>
-          <w:color w:val="181E2A"/>
-        </w:rPr>
-        <w:t xml:space="preserve"/>
-        <w:tab/>
-        <w:t xml:space="preserve">•</w:t>
-        <w:tab/>
-        <w:t xml:space="preserve"/>
-      </w:r>
-      <w:r>
-        <w:rPr>
-          <w:rFonts w:ascii="Arial" w:hAnsi="Arial" w:cs="Arial"/>
-          <w:sz w:val="32"/>
-          <w:sz-cs w:val="32"/>
-          <w:spacing w:val="0"/>
-          <w:color w:val="181E2A"/>
-        </w:rPr>
-        <w:t xml:space="preserve">base d'automatisation future</w:t>
+        <w:t xml:space="preserve">socle de nurturing via la newsletter</w:t>
+      </w:r>
+    </w:p>
+    <w:p>
+      <w:pPr>
+        <w:ind w:left="720" w:first-line="-720"/>
+      </w:pPr>
+      <w:r>
+        <w:rPr>
+          <w:rFonts w:ascii="Arial" w:hAnsi="Arial" w:cs="Arial"/>
+          <w:sz w:val="32"/>
+          <w:sz-cs w:val="32"/>
+          <w:color w:val="181E2A"/>
+        </w:rPr>
+        <w:t xml:space="preserve"/>
+        <w:tab/>
+        <w:t xml:space="preserve">•</w:t>
+        <w:tab/>
+        <w:t xml:space="preserve"/>
+      </w:r>
+      <w:r>
+        <w:rPr>
+          <w:rFonts w:ascii="Arial" w:hAnsi="Arial" w:cs="Arial"/>
+          <w:sz w:val="32"/>
+          <w:sz-cs w:val="32"/>
+          <w:spacing w:val="0"/>
+          <w:color w:val="181E2A"/>
+        </w:rPr>
+        <w:t xml:space="preserve">base de connaissance pour automatisations futures</w:t>
       </w:r>
     </w:p>
     <w:p>
@@ -761,7 +1069,7 @@
           <w:spacing w:val="0"/>
           <w:color w:val="181E2A"/>
         </w:rPr>
-        <w:t xml:space="preserve">back-office</w:t>
+        <w:t xml:space="preserve">back-office contenus, newsletter et partenaires</w:t>
       </w:r>
     </w:p>
     <w:p>
@@ -845,7 +1153,35 @@
           <w:spacing w:val="0"/>
           <w:color w:val="181E2A"/>
         </w:rPr>
-        <w:t xml:space="preserve">pipeline partenaires avec revue et email de réponse</w:t>
+        <w:t xml:space="preserve">pipeline partenaires avec revue, scoring et email de réponse</w:t>
+      </w:r>
+    </w:p>
+    <w:p>
+      <w:pPr>
+        <w:ind w:left="720" w:first-line="-720"/>
+      </w:pPr>
+      <w:r>
+        <w:rPr>
+          <w:rFonts w:ascii="Arial" w:hAnsi="Arial" w:cs="Arial"/>
+          <w:sz w:val="32"/>
+          <w:sz-cs w:val="32"/>
+          <w:color w:val="181E2A"/>
+        </w:rPr>
+        <w:t xml:space="preserve"/>
+        <w:tab/>
+        <w:t xml:space="preserve">•</w:t>
+        <w:tab/>
+        <w:t xml:space="preserve"/>
+      </w:r>
+      <w:r>
+        <w:rPr>
+          <w:rFonts w:ascii="Arial" w:hAnsi="Arial" w:cs="Arial"/>
+          <w:sz w:val="32"/>
+          <w:sz-cs w:val="32"/>
+          <w:spacing w:val="0"/>
+          <w:color w:val="181E2A"/>
+        </w:rPr>
+        <w:t xml:space="preserve">emails transactionnels plus professionnels avec salutation horaire</w:t>
       </w:r>
     </w:p>
     <w:p>
@@ -861,147 +1197,196 @@
           <w:spacing w:val="0"/>
           <w:color w:val="0D121F"/>
         </w:rPr>
-        <w:t xml:space="preserve">6. Prochaines étapes rationnelles</w:t>
-      </w:r>
-    </w:p>
-    <w:p>
-      <w:pPr>
-        <w:ind w:left="720" w:first-line="-720"/>
-      </w:pPr>
-      <w:r>
-        <w:rPr>
-          <w:rFonts w:ascii="Arial" w:hAnsi="Arial" w:cs="Arial"/>
-          <w:sz w:val="32"/>
-          <w:sz-cs w:val="32"/>
-          <w:color w:val="181E2A"/>
-        </w:rPr>
-        <w:t xml:space="preserve"/>
-        <w:tab/>
-        <w:t xml:space="preserve">•</w:t>
-        <w:tab/>
-        <w:t xml:space="preserve"/>
-      </w:r>
-      <w:r>
-        <w:rPr>
-          <w:rFonts w:ascii="Arial" w:hAnsi="Arial" w:cs="Arial"/>
-          <w:sz w:val="32"/>
-          <w:sz-cs w:val="32"/>
-          <w:spacing w:val="0"/>
-          <w:color w:val="181E2A"/>
-        </w:rPr>
-        <w:t xml:space="preserve">industrialiser l'édition newsletter hebdomadaire</w:t>
-      </w:r>
-    </w:p>
-    <w:p>
-      <w:pPr>
-        <w:ind w:left="720" w:first-line="-720"/>
-      </w:pPr>
-      <w:r>
-        <w:rPr>
-          <w:rFonts w:ascii="Arial" w:hAnsi="Arial" w:cs="Arial"/>
-          <w:sz w:val="32"/>
-          <w:sz-cs w:val="32"/>
-          <w:color w:val="181E2A"/>
-        </w:rPr>
-        <w:t xml:space="preserve"/>
-        <w:tab/>
-        <w:t xml:space="preserve">•</w:t>
-        <w:tab/>
-        <w:t xml:space="preserve"/>
-      </w:r>
-      <w:r>
-        <w:rPr>
-          <w:rFonts w:ascii="Arial" w:hAnsi="Arial" w:cs="Arial"/>
-          <w:sz w:val="32"/>
-          <w:sz-cs w:val="32"/>
-          <w:spacing w:val="0"/>
-          <w:color w:val="181E2A"/>
-        </w:rPr>
-        <w:t xml:space="preserve">renforcer le futur assistant IA</w:t>
-      </w:r>
-    </w:p>
-    <w:p>
-      <w:pPr>
-        <w:ind w:left="720" w:first-line="-720"/>
-      </w:pPr>
-      <w:r>
-        <w:rPr>
-          <w:rFonts w:ascii="Arial" w:hAnsi="Arial" w:cs="Arial"/>
-          <w:sz w:val="32"/>
-          <w:sz-cs w:val="32"/>
-          <w:color w:val="181E2A"/>
-        </w:rPr>
-        <w:t xml:space="preserve"/>
-        <w:tab/>
-        <w:t xml:space="preserve">•</w:t>
-        <w:tab/>
-        <w:t xml:space="preserve"/>
-      </w:r>
-      <w:r>
-        <w:rPr>
-          <w:rFonts w:ascii="Arial" w:hAnsi="Arial" w:cs="Arial"/>
-          <w:sz w:val="32"/>
-          <w:sz-cs w:val="32"/>
-          <w:spacing w:val="0"/>
-          <w:color w:val="181E2A"/>
-        </w:rPr>
-        <w:t xml:space="preserve">continuer à simplifier les pages les plus denses</w:t>
-      </w:r>
-    </w:p>
-    <w:p>
-      <w:pPr>
-        <w:ind w:left="720" w:first-line="-720"/>
-      </w:pPr>
-      <w:r>
-        <w:rPr>
-          <w:rFonts w:ascii="Arial" w:hAnsi="Arial" w:cs="Arial"/>
-          <w:sz w:val="32"/>
-          <w:sz-cs w:val="32"/>
-          <w:color w:val="181E2A"/>
-        </w:rPr>
-        <w:t xml:space="preserve"/>
-        <w:tab/>
-        <w:t xml:space="preserve">•</w:t>
-        <w:tab/>
-        <w:t xml:space="preserve"/>
-      </w:r>
-      <w:r>
-        <w:rPr>
-          <w:rFonts w:ascii="Arial" w:hAnsi="Arial" w:cs="Arial"/>
-          <w:sz w:val="32"/>
-          <w:sz-cs w:val="32"/>
-          <w:spacing w:val="0"/>
-          <w:color w:val="181E2A"/>
-        </w:rPr>
-        <w:t xml:space="preserve">étendre les contenus stratégiques EN</w:t>
-      </w:r>
-    </w:p>
-    <w:p>
-      <w:pPr>
-        <w:ind w:left="720" w:first-line="-720"/>
-      </w:pPr>
-      <w:r>
-        <w:rPr>
-          <w:rFonts w:ascii="Arial" w:hAnsi="Arial" w:cs="Arial"/>
-          <w:sz w:val="32"/>
-          <w:sz-cs w:val="32"/>
-          <w:color w:val="181E2A"/>
-        </w:rPr>
-        <w:t xml:space="preserve"/>
-        <w:tab/>
-        <w:t xml:space="preserve">•</w:t>
-        <w:tab/>
-        <w:t xml:space="preserve"/>
-      </w:r>
-      <w:r>
-        <w:rPr>
-          <w:rFonts w:ascii="Arial" w:hAnsi="Arial" w:cs="Arial"/>
-          <w:sz w:val="32"/>
-          <w:sz-cs w:val="32"/>
-          <w:spacing w:val="0"/>
-          <w:color w:val="181E2A"/>
-        </w:rPr>
-        <w:t xml:space="preserve">renforcer les analytics utiles à la direction</w:t>
+        <w:t xml:space="preserve">6. Lecture de maturité actuelle</w:t>
+      </w:r>
+    </w:p>
+    <w:p>
+      <w:pPr>
+        <w:ind w:left="720" w:first-line="-720"/>
+      </w:pPr>
+      <w:r>
+        <w:rPr>
+          <w:rFonts w:ascii="Arial" w:hAnsi="Arial" w:cs="Arial"/>
+          <w:sz w:val="32"/>
+          <w:sz-cs w:val="32"/>
+          <w:color w:val="181E2A"/>
+        </w:rPr>
+        <w:t xml:space="preserve"/>
+        <w:tab/>
+        <w:t xml:space="preserve">•</w:t>
+        <w:tab/>
+        <w:t xml:space="preserve"/>
+      </w:r>
+      <w:r>
+        <w:rPr>
+          <w:rFonts w:ascii="Arial" w:hAnsi="Arial" w:cs="Arial"/>
+          <w:sz w:val="32"/>
+          <w:sz-cs w:val="32"/>
+          <w:spacing w:val="0"/>
+          <w:color w:val="181E2A"/>
+        </w:rPr>
+        <w:t xml:space="preserve">le site n'est plus seulement informatif, il devient un outil de conversion et de relation</w:t>
+      </w:r>
+    </w:p>
+    <w:p>
+      <w:pPr>
+        <w:ind w:left="720" w:first-line="-720"/>
+      </w:pPr>
+      <w:r>
+        <w:rPr>
+          <w:rFonts w:ascii="Arial" w:hAnsi="Arial" w:cs="Arial"/>
+          <w:sz w:val="32"/>
+          <w:sz-cs w:val="32"/>
+          <w:color w:val="181E2A"/>
+        </w:rPr>
+        <w:t xml:space="preserve"/>
+        <w:tab/>
+        <w:t xml:space="preserve">•</w:t>
+        <w:tab/>
+        <w:t xml:space="preserve"/>
+      </w:r>
+      <w:r>
+        <w:rPr>
+          <w:rFonts w:ascii="Arial" w:hAnsi="Arial" w:cs="Arial"/>
+          <w:sz w:val="32"/>
+          <w:sz-cs w:val="32"/>
+          <w:spacing w:val="0"/>
+          <w:color w:val="181E2A"/>
+        </w:rPr>
+        <w:t xml:space="preserve">l'offre entreprise est mieux mise en avant grâce à l'audit IA gratuit</w:t>
+      </w:r>
+    </w:p>
+    <w:p>
+      <w:pPr>
+        <w:ind w:left="720" w:first-line="-720"/>
+      </w:pPr>
+      <w:r>
+        <w:rPr>
+          <w:rFonts w:ascii="Arial" w:hAnsi="Arial" w:cs="Arial"/>
+          <w:sz w:val="32"/>
+          <w:sz-cs w:val="32"/>
+          <w:color w:val="181E2A"/>
+        </w:rPr>
+        <w:t xml:space="preserve"/>
+        <w:tab/>
+        <w:t xml:space="preserve">•</w:t>
+        <w:tab/>
+        <w:t xml:space="preserve"/>
+      </w:r>
+      <w:r>
+        <w:rPr>
+          <w:rFonts w:ascii="Arial" w:hAnsi="Arial" w:cs="Arial"/>
+          <w:sz w:val="32"/>
+          <w:sz-cs w:val="32"/>
+          <w:spacing w:val="0"/>
+          <w:color w:val="181E2A"/>
+        </w:rPr>
+        <w:t xml:space="preserve">la page contact a été recadrée autour d'une entrée plus lisible : </w:t>
+      </w:r>
+      <w:r>
+        <w:rPr>
+          <w:rFonts w:ascii="Arial" w:hAnsi="Arial" w:cs="Arial"/>
+          <w:sz w:val="32"/>
+          <w:sz-cs w:val="32"/>
+          <w:b/>
+          <w:spacing w:val="0"/>
+          <w:color w:val="181E2A"/>
+        </w:rPr>
+        <w:t xml:space="preserve">Parler à un expert IA</w:t>
+      </w:r>
+      <w:r>
+        <w:rPr>
+          <w:rFonts w:ascii="Arial" w:hAnsi="Arial" w:cs="Arial"/>
+          <w:sz w:val="32"/>
+          <w:sz-cs w:val="32"/>
+          <w:spacing w:val="0"/>
+          <w:color w:val="181E2A"/>
+        </w:rPr>
+        <w:t xml:space="preserve"/>
+      </w:r>
+    </w:p>
+    <w:p>
+      <w:pPr>
+        <w:ind w:left="720" w:first-line="-720"/>
+      </w:pPr>
+      <w:r>
+        <w:rPr>
+          <w:rFonts w:ascii="Arial" w:hAnsi="Arial" w:cs="Arial"/>
+          <w:sz w:val="32"/>
+          <w:sz-cs w:val="32"/>
+          <w:color w:val="181E2A"/>
+        </w:rPr>
+        <w:t xml:space="preserve"/>
+        <w:tab/>
+        <w:t xml:space="preserve">•</w:t>
+        <w:tab/>
+        <w:t xml:space="preserve"/>
+      </w:r>
+      <w:r>
+        <w:rPr>
+          <w:rFonts w:ascii="Arial" w:hAnsi="Arial" w:cs="Arial"/>
+          <w:sz w:val="32"/>
+          <w:sz-cs w:val="32"/>
+          <w:spacing w:val="0"/>
+          <w:color w:val="181E2A"/>
+        </w:rPr>
+        <w:t xml:space="preserve">les réponses catalogue et formation sont mieux différenciées pour éviter les suites ambiguës</w:t>
+      </w:r>
+    </w:p>
+    <w:p>
+      <w:pPr>
+        <w:ind w:left="720" w:first-line="-720"/>
+      </w:pPr>
+      <w:r>
+        <w:rPr>
+          <w:rFonts w:ascii="Arial" w:hAnsi="Arial" w:cs="Arial"/>
+          <w:sz w:val="32"/>
+          <w:sz-cs w:val="32"/>
+          <w:color w:val="181E2A"/>
+        </w:rPr>
+        <w:t xml:space="preserve"/>
+        <w:tab/>
+        <w:t xml:space="preserve">•</w:t>
+        <w:tab/>
+        <w:t xml:space="preserve"/>
+      </w:r>
+      <w:r>
+        <w:rPr>
+          <w:rFonts w:ascii="Arial" w:hAnsi="Arial" w:cs="Arial"/>
+          <w:sz w:val="32"/>
+          <w:sz-cs w:val="32"/>
+          <w:spacing w:val="0"/>
+          <w:color w:val="181E2A"/>
+        </w:rPr>
+        <w:t xml:space="preserve">la partie partenaires fonctionne de plus en plus comme un vrai parcours business</w:t>
+      </w:r>
+    </w:p>
+    <w:p>
+      <w:pPr>
+        <w:ind w:left="720" w:first-line="-720"/>
+      </w:pPr>
+      <w:r>
+        <w:rPr>
+          <w:rFonts w:ascii="Arial" w:hAnsi="Arial" w:cs="Arial"/>
+          <w:sz w:val="32"/>
+          <w:sz-cs w:val="32"/>
+          <w:color w:val="181E2A"/>
+        </w:rPr>
+        <w:t xml:space="preserve"/>
+        <w:tab/>
+        <w:t xml:space="preserve">•</w:t>
+        <w:tab/>
+        <w:t xml:space="preserve"/>
+      </w:r>
+      <w:r>
+        <w:rPr>
+          <w:rFonts w:ascii="Arial" w:hAnsi="Arial" w:cs="Arial"/>
+          <w:sz w:val="32"/>
+          <w:sz-cs w:val="32"/>
+          <w:spacing w:val="0"/>
+          <w:color w:val="181E2A"/>
+        </w:rPr>
+        <w:t xml:space="preserve">la ligne éditoriale est plus claire, plus courte et plus fluide qu'au départ</w:t>
       </w:r>
     </w:p>
     <w:p>
@@ -1017,119 +1402,147 @@
           <w:spacing w:val="0"/>
           <w:color w:val="0D121F"/>
         </w:rPr>
-        <w:t xml:space="preserve">7. Lecture de maturité actuelle</w:t>
-      </w:r>
-    </w:p>
-    <w:p>
-      <w:pPr>
-        <w:ind w:left="720" w:first-line="-720"/>
-      </w:pPr>
-      <w:r>
-        <w:rPr>
-          <w:rFonts w:ascii="Arial" w:hAnsi="Arial" w:cs="Arial"/>
-          <w:sz w:val="32"/>
-          <w:sz-cs w:val="32"/>
-          <w:color w:val="181E2A"/>
-        </w:rPr>
-        <w:t xml:space="preserve"/>
-        <w:tab/>
-        <w:t xml:space="preserve">•</w:t>
-        <w:tab/>
-        <w:t xml:space="preserve"/>
-      </w:r>
-      <w:r>
-        <w:rPr>
-          <w:rFonts w:ascii="Arial" w:hAnsi="Arial" w:cs="Arial"/>
-          <w:sz w:val="32"/>
-          <w:sz-cs w:val="32"/>
-          <w:spacing w:val="0"/>
-          <w:color w:val="181E2A"/>
-        </w:rPr>
-        <w:t xml:space="preserve">le site n'est plus seulement informatif, il devient un outil de conversion et de relation</w:t>
-      </w:r>
-    </w:p>
-    <w:p>
-      <w:pPr>
-        <w:ind w:left="720" w:first-line="-720"/>
-      </w:pPr>
-      <w:r>
-        <w:rPr>
-          <w:rFonts w:ascii="Arial" w:hAnsi="Arial" w:cs="Arial"/>
-          <w:sz w:val="32"/>
-          <w:sz-cs w:val="32"/>
-          <w:color w:val="181E2A"/>
-        </w:rPr>
-        <w:t xml:space="preserve"/>
-        <w:tab/>
-        <w:t xml:space="preserve">•</w:t>
-        <w:tab/>
-        <w:t xml:space="preserve"/>
-      </w:r>
-      <w:r>
-        <w:rPr>
-          <w:rFonts w:ascii="Arial" w:hAnsi="Arial" w:cs="Arial"/>
-          <w:sz w:val="32"/>
-          <w:sz-cs w:val="32"/>
-          <w:spacing w:val="0"/>
-          <w:color w:val="181E2A"/>
-        </w:rPr>
-        <w:t xml:space="preserve">l'offre entreprise est mieux mise en avant grâce à l'audit IA gratuit</w:t>
-      </w:r>
-    </w:p>
-    <w:p>
-      <w:pPr>
-        <w:ind w:left="720" w:first-line="-720"/>
-      </w:pPr>
-      <w:r>
-        <w:rPr>
-          <w:rFonts w:ascii="Arial" w:hAnsi="Arial" w:cs="Arial"/>
-          <w:sz w:val="32"/>
-          <w:sz-cs w:val="32"/>
-          <w:color w:val="181E2A"/>
-        </w:rPr>
-        <w:t xml:space="preserve"/>
-        <w:tab/>
-        <w:t xml:space="preserve">•</w:t>
-        <w:tab/>
-        <w:t xml:space="preserve"/>
-      </w:r>
-      <w:r>
-        <w:rPr>
-          <w:rFonts w:ascii="Arial" w:hAnsi="Arial" w:cs="Arial"/>
-          <w:sz w:val="32"/>
-          <w:sz-cs w:val="32"/>
-          <w:spacing w:val="0"/>
-          <w:color w:val="181E2A"/>
-        </w:rPr>
-        <w:t xml:space="preserve">la partie partenaires commence à fonctionner comme un vrai parcours business</w:t>
-      </w:r>
-    </w:p>
-    <w:p>
-      <w:pPr>
-        <w:ind w:left="720" w:first-line="-720"/>
-      </w:pPr>
-      <w:r>
-        <w:rPr>
-          <w:rFonts w:ascii="Arial" w:hAnsi="Arial" w:cs="Arial"/>
-          <w:sz w:val="32"/>
-          <w:sz-cs w:val="32"/>
-          <w:color w:val="181E2A"/>
-        </w:rPr>
-        <w:t xml:space="preserve"/>
-        <w:tab/>
-        <w:t xml:space="preserve">•</w:t>
-        <w:tab/>
-        <w:t xml:space="preserve"/>
-      </w:r>
-      <w:r>
-        <w:rPr>
-          <w:rFonts w:ascii="Arial" w:hAnsi="Arial" w:cs="Arial"/>
-          <w:sz w:val="32"/>
-          <w:sz-cs w:val="32"/>
-          <w:spacing w:val="0"/>
-          <w:color w:val="181E2A"/>
-        </w:rPr>
-        <w:t xml:space="preserve">la ligne éditoriale est plus claire, plus courte et plus fluide qu'au départ</w:t>
+        <w:t xml:space="preserve">7. Prochaines étapes rationnelles</w:t>
+      </w:r>
+    </w:p>
+    <w:p>
+      <w:pPr>
+        <w:ind w:left="720" w:first-line="-720"/>
+      </w:pPr>
+      <w:r>
+        <w:rPr>
+          <w:rFonts w:ascii="Arial" w:hAnsi="Arial" w:cs="Arial"/>
+          <w:sz w:val="32"/>
+          <w:sz-cs w:val="32"/>
+          <w:color w:val="181E2A"/>
+        </w:rPr>
+        <w:t xml:space="preserve"/>
+        <w:tab/>
+        <w:t xml:space="preserve">•</w:t>
+        <w:tab/>
+        <w:t xml:space="preserve"/>
+      </w:r>
+      <w:r>
+        <w:rPr>
+          <w:rFonts w:ascii="Arial" w:hAnsi="Arial" w:cs="Arial"/>
+          <w:sz w:val="32"/>
+          <w:sz-cs w:val="32"/>
+          <w:spacing w:val="0"/>
+          <w:color w:val="181E2A"/>
+        </w:rPr>
+        <w:t xml:space="preserve">industrialiser l'édition newsletter hebdomadaire</w:t>
+      </w:r>
+    </w:p>
+    <w:p>
+      <w:pPr>
+        <w:ind w:left="720" w:first-line="-720"/>
+      </w:pPr>
+      <w:r>
+        <w:rPr>
+          <w:rFonts w:ascii="Arial" w:hAnsi="Arial" w:cs="Arial"/>
+          <w:sz w:val="32"/>
+          <w:sz-cs w:val="32"/>
+          <w:color w:val="181E2A"/>
+        </w:rPr>
+        <w:t xml:space="preserve"/>
+        <w:tab/>
+        <w:t xml:space="preserve">•</w:t>
+        <w:tab/>
+        <w:t xml:space="preserve"/>
+      </w:r>
+      <w:r>
+        <w:rPr>
+          <w:rFonts w:ascii="Arial" w:hAnsi="Arial" w:cs="Arial"/>
+          <w:sz w:val="32"/>
+          <w:sz-cs w:val="32"/>
+          <w:spacing w:val="0"/>
+          <w:color w:val="181E2A"/>
+        </w:rPr>
+        <w:t xml:space="preserve">renforcer le futur assistant IA à partir de la base de connaissance</w:t>
+      </w:r>
+    </w:p>
+    <w:p>
+      <w:pPr>
+        <w:ind w:left="720" w:first-line="-720"/>
+      </w:pPr>
+      <w:r>
+        <w:rPr>
+          <w:rFonts w:ascii="Arial" w:hAnsi="Arial" w:cs="Arial"/>
+          <w:sz w:val="32"/>
+          <w:sz-cs w:val="32"/>
+          <w:color w:val="181E2A"/>
+        </w:rPr>
+        <w:t xml:space="preserve"/>
+        <w:tab/>
+        <w:t xml:space="preserve">•</w:t>
+        <w:tab/>
+        <w:t xml:space="preserve"/>
+      </w:r>
+      <w:r>
+        <w:rPr>
+          <w:rFonts w:ascii="Arial" w:hAnsi="Arial" w:cs="Arial"/>
+          <w:sz w:val="32"/>
+          <w:sz-cs w:val="32"/>
+          <w:spacing w:val="0"/>
+          <w:color w:val="181E2A"/>
+        </w:rPr>
+        <w:t xml:space="preserve">continuer à simplifier les pages encore trop denses</w:t>
+      </w:r>
+    </w:p>
+    <w:p>
+      <w:pPr>
+        <w:ind w:left="720" w:first-line="-720"/>
+      </w:pPr>
+      <w:r>
+        <w:rPr>
+          <w:rFonts w:ascii="Arial" w:hAnsi="Arial" w:cs="Arial"/>
+          <w:sz w:val="32"/>
+          <w:sz-cs w:val="32"/>
+          <w:color w:val="181E2A"/>
+        </w:rPr>
+        <w:t xml:space="preserve"/>
+        <w:tab/>
+        <w:t xml:space="preserve">•</w:t>
+        <w:tab/>
+        <w:t xml:space="preserve"/>
+      </w:r>
+      <w:r>
+        <w:rPr>
+          <w:rFonts w:ascii="Arial" w:hAnsi="Arial" w:cs="Arial"/>
+          <w:sz w:val="32"/>
+          <w:sz-cs w:val="32"/>
+          <w:spacing w:val="0"/>
+          <w:color w:val="181E2A"/>
+        </w:rPr>
+        <w:t xml:space="preserve">étendre progressivement les contenus EN les plus stratégiques</w:t>
+      </w:r>
+    </w:p>
+    <w:p>
+      <w:pPr>
+        <w:ind w:left="720" w:first-line="-720"/>
+      </w:pPr>
+      <w:r>
+        <w:rPr>
+          <w:rFonts w:ascii="Arial" w:hAnsi="Arial" w:cs="Arial"/>
+          <w:sz w:val="32"/>
+          <w:sz-cs w:val="32"/>
+          <w:color w:val="181E2A"/>
+        </w:rPr>
+        <w:t xml:space="preserve"/>
+        <w:tab/>
+        <w:t xml:space="preserve">•</w:t>
+        <w:tab/>
+        <w:t xml:space="preserve"/>
+      </w:r>
+      <w:r>
+        <w:rPr>
+          <w:rFonts w:ascii="Arial" w:hAnsi="Arial" w:cs="Arial"/>
+          <w:sz w:val="32"/>
+          <w:sz-cs w:val="32"/>
+          <w:spacing w:val="0"/>
+          <w:color w:val="181E2A"/>
+        </w:rPr>
+        <w:t xml:space="preserve">renforcer les analytics utiles à la direction</w:t>
       </w:r>
     </w:p>
     <w:p>
